--- a/analysis/table-09-extraction.docx
+++ b/analysis/table-09-extraction.docx
@@ -109,7 +109,7 @@
         <w:rPr>
           <w:rStyle w:val="VerbatimChar"/>
         </w:rPr>
-        <w:t xml:space="preserve">data/raw_data/1689832445895.pdf</w:t>
+        <w:t xml:space="preserve">data-raw/1689832445895.pdf</w:t>
       </w:r>
       <w:r>
         <w:t xml:space="preserve">. The table has one row per FSTP. The rows are grouped by technology, and each group starts with a header row.</w:t>
@@ -139,7 +139,7 @@
         <w:rPr>
           <w:rStyle w:val="VerbatimChar"/>
         </w:rPr>
-        <w:t xml:space="preserve">analysis/01-extract-table-09.R</w:t>
+        <w:t xml:space="preserve">data-raw/02-extract-fstp-performance.R</w:t>
       </w:r>
       <w:r>
         <w:t xml:space="preserve">, in the following steps:</w:t>
@@ -238,7 +238,7 @@
         <w:rPr>
           <w:rStyle w:val="VerbatimChar"/>
         </w:rPr>
-        <w:t xml:space="preserve">data/derived_data/table-09-fstp.csv</w:t>
+        <w:t xml:space="preserve">data-raw/table-09-fstp.csv</w:t>
       </w:r>
       <w:r>
         <w:t xml:space="preserve">.</w:t>
@@ -287,7 +287,7 @@
         <w:rPr>
           <w:rStyle w:val="VerbatimChar"/>
         </w:rPr>
-        <w:t xml:space="preserve">data/metadata/codebook.csv</w:t>
+        <w:t xml:space="preserve">data-raw/codebook.csv</w:t>
       </w:r>
       <w:r>
         <w:t xml:space="preserve">, which also covers</w:t>
@@ -299,7 +299,7 @@
         <w:rPr>
           <w:rStyle w:val="VerbatimChar"/>
         </w:rPr>
-        <w:t xml:space="preserve">data/derived_data/bod-discharge.csv</w:t>
+        <w:t xml:space="preserve">data-raw/bod-discharge.csv</w:t>
       </w:r>
       <w:r>
         <w:t xml:space="preserve">.</w:t>
@@ -1000,7 +1000,7 @@
         <w:rPr>
           <w:rStyle w:val="VerbatimChar"/>
         </w:rPr>
-        <w:t xml:space="preserve">data/derived_data/bod-discharge.csv</w:t>
+        <w:t xml:space="preserve">data-raw/bod-discharge.csv</w:t>
       </w:r>
       <w:r>
         <w:t xml:space="preserve">. For that file, we had typed the BOD values of Table 9 by hand and checked them against the PDF. The two files were made in different ways, so agreement between them is a check on both. For 10 plants, the names differ between the two files, e.g.,</w:t>
@@ -1849,7 +1849,7 @@
         <w:rPr>
           <w:rStyle w:val="VerbatimChar"/>
         </w:rPr>
-        <w:t xml:space="preserve">Rscript analysis/01-extract-table-09.R</w:t>
+        <w:t xml:space="preserve">Rscript data-raw/02-extract-fstp-performance.R</w:t>
       </w:r>
       <w:r>
         <w:t xml:space="preserve"> </w:t>
